--- a/readme.docx
+++ b/readme.docx
@@ -1,6 +1,6 @@
 
 <file path=word/document.xml><?xml version="1.0" encoding="utf-8"?>
-<w:document xmlns:wpc="http://schemas.microsoft.com/office/word/2010/wordprocessingCanvas" xmlns:cx="http://schemas.microsoft.com/office/drawing/2014/chartex" xmlns:cx1="http://schemas.microsoft.com/office/drawing/2015/9/8/chartex" xmlns:mc="http://schemas.openxmlformats.org/markup-compatibility/2006" xmlns:o="urn:schemas-microsoft-com:office:office" xmlns:r="http://schemas.openxmlformats.org/officeDocument/2006/relationships" xmlns:m="http://schemas.openxmlformats.org/officeDocument/2006/math" xmlns:v="urn:schemas-microsoft-com:vml" xmlns:wp14="http://schemas.microsoft.com/office/word/2010/wordprocessingDrawing" xmlns:wp="http://schemas.openxmlformats.org/drawingml/2006/wordprocessingDrawing" xmlns:w10="urn:schemas-microsoft-com:office:word" xmlns:w="http://schemas.openxmlformats.org/wordprocessingml/2006/main" xmlns:w14="http://schemas.microsoft.com/office/word/2010/wordml" xmlns:w15="http://schemas.microsoft.com/office/word/2012/wordml" xmlns:w16se="http://schemas.microsoft.com/office/word/2015/wordml/symex" xmlns:wpg="http://schemas.microsoft.com/office/word/2010/wordprocessingGroup" xmlns:wpi="http://schemas.microsoft.com/office/word/2010/wordprocessingInk" xmlns:wne="http://schemas.microsoft.com/office/word/2006/wordml" xmlns:wps="http://schemas.microsoft.com/office/word/2010/wordprocessingShape" mc:Ignorable="w14 w15 w16se wp14">
+<w:document xmlns:wpc="http://schemas.microsoft.com/office/word/2010/wordprocessingCanvas" xmlns:cx="http://schemas.microsoft.com/office/drawing/2014/chartex" xmlns:cx1="http://schemas.microsoft.com/office/drawing/2015/9/8/chartex" xmlns:cx2="http://schemas.microsoft.com/office/drawing/2015/10/21/chartex" xmlns:cx3="http://schemas.microsoft.com/office/drawing/2016/5/9/chartex" xmlns:cx4="http://schemas.microsoft.com/office/drawing/2016/5/10/chartex" xmlns:cx5="http://schemas.microsoft.com/office/drawing/2016/5/11/chartex" xmlns:cx6="http://schemas.microsoft.com/office/drawing/2016/5/12/chartex" xmlns:cx7="http://schemas.microsoft.com/office/drawing/2016/5/13/chartex" xmlns:cx8="http://schemas.microsoft.com/office/drawing/2016/5/14/chartex" xmlns:mc="http://schemas.openxmlformats.org/markup-compatibility/2006" xmlns:aink="http://schemas.microsoft.com/office/drawing/2016/ink" xmlns:am3d="http://schemas.microsoft.com/office/drawing/2017/model3d" xmlns:o="urn:schemas-microsoft-com:office:office" xmlns:r="http://schemas.openxmlformats.org/officeDocument/2006/relationships" xmlns:m="http://schemas.openxmlformats.org/officeDocument/2006/math" xmlns:v="urn:schemas-microsoft-com:vml" xmlns:wp14="http://schemas.microsoft.com/office/word/2010/wordprocessingDrawing" xmlns:wp="http://schemas.openxmlformats.org/drawingml/2006/wordprocessingDrawing" xmlns:w10="urn:schemas-microsoft-com:office:word" xmlns:w="http://schemas.openxmlformats.org/wordprocessingml/2006/main" xmlns:w14="http://schemas.microsoft.com/office/word/2010/wordml" xmlns:w15="http://schemas.microsoft.com/office/word/2012/wordml" xmlns:w16cid="http://schemas.microsoft.com/office/word/2016/wordml/cid" xmlns:w16se="http://schemas.microsoft.com/office/word/2015/wordml/symex" xmlns:wpg="http://schemas.microsoft.com/office/word/2010/wordprocessingGroup" xmlns:wpi="http://schemas.microsoft.com/office/word/2010/wordprocessingInk" xmlns:wne="http://schemas.microsoft.com/office/word/2006/wordml" xmlns:wps="http://schemas.microsoft.com/office/word/2010/wordprocessingShape" mc:Ignorable="w14 w15 w16se w16cid wp14">
   <w:body>
     <w:p>
       <w:pPr>
@@ -170,7 +170,7 @@
           <w:lang w:eastAsia="en-IN"/>
         </w:rPr>
         <w:pict>
-          <v:rect id="_x0000_i1026" style="width:0;height:1.5pt" o:hralign="center" o:hrstd="t" o:hr="t" fillcolor="#a0a0a0" stroked="f"/>
+          <v:rect id="_x0000_i1025" style="width:0;height:1.5pt" o:hralign="center" o:hrstd="t" o:hr="t" fillcolor="#a0a0a0" stroked="f"/>
         </w:pict>
       </w:r>
     </w:p>
@@ -460,7 +460,7 @@
           <w:lang w:eastAsia="en-IN"/>
         </w:rPr>
         <w:pict>
-          <v:rect id="_x0000_i1027" style="width:0;height:1.5pt" o:hralign="center" o:hrstd="t" o:hr="t" fillcolor="#a0a0a0" stroked="f"/>
+          <v:rect id="_x0000_i1026" style="width:0;height:1.5pt" o:hralign="center" o:hrstd="t" o:hr="t" fillcolor="#a0a0a0" stroked="f"/>
         </w:pict>
       </w:r>
     </w:p>
@@ -524,27 +524,7 @@
           <w:szCs w:val="20"/>
           <w:lang w:eastAsia="en-IN"/>
         </w:rPr>
-        <w:t xml:space="preserve">├── main.py               # Core backend: routes, room logic, </w:t>
-      </w:r>
-      <w:proofErr w:type="spellStart"/>
-      <w:r>
-        <w:rPr>
-          <w:rFonts w:ascii="Courier New" w:eastAsia="Times New Roman" w:hAnsi="Courier New" w:cs="Courier New"/>
-          <w:sz w:val="20"/>
-          <w:szCs w:val="20"/>
-          <w:lang w:eastAsia="en-IN"/>
-        </w:rPr>
-        <w:t>WebSocket</w:t>
-      </w:r>
-      <w:proofErr w:type="spellEnd"/>
-      <w:r>
-        <w:rPr>
-          <w:rFonts w:ascii="Courier New" w:eastAsia="Times New Roman" w:hAnsi="Courier New" w:cs="Courier New"/>
-          <w:sz w:val="20"/>
-          <w:szCs w:val="20"/>
-          <w:lang w:eastAsia="en-IN"/>
-        </w:rPr>
-        <w:t xml:space="preserve"> handlers</w:t>
+        <w:t>├── main.py               # Core backend: routes, room logic, WebSocket handlers</w:t>
       </w:r>
     </w:p>
     <w:p>
@@ -755,7 +735,7 @@
           <w:lang w:eastAsia="en-IN"/>
         </w:rPr>
         <w:pict>
-          <v:rect id="_x0000_i1028" style="width:0;height:1.5pt" o:hralign="center" o:hrstd="t" o:hr="t" fillcolor="#a0a0a0" stroked="f"/>
+          <v:rect id="_x0000_i1027" style="width:0;height:1.5pt" o:hralign="center" o:hrstd="t" o:hr="t" fillcolor="#a0a0a0" stroked="f"/>
         </w:pict>
       </w:r>
     </w:p>
@@ -986,27 +966,7 @@
           <w:szCs w:val="24"/>
           <w:lang w:eastAsia="en-IN"/>
         </w:rPr>
-        <w:t xml:space="preserve">A </w:t>
-      </w:r>
-      <w:proofErr w:type="spellStart"/>
-      <w:r>
-        <w:rPr>
-          <w:rFonts w:ascii="Times New Roman" w:eastAsia="Times New Roman" w:hAnsi="Times New Roman" w:cs="Times New Roman"/>
-          <w:sz w:val="24"/>
-          <w:szCs w:val="24"/>
-          <w:lang w:eastAsia="en-IN"/>
-        </w:rPr>
-        <w:t>WebSocket</w:t>
-      </w:r>
-      <w:proofErr w:type="spellEnd"/>
-      <w:r>
-        <w:rPr>
-          <w:rFonts w:ascii="Times New Roman" w:eastAsia="Times New Roman" w:hAnsi="Times New Roman" w:cs="Times New Roman"/>
-          <w:sz w:val="24"/>
-          <w:szCs w:val="24"/>
-          <w:lang w:eastAsia="en-IN"/>
-        </w:rPr>
-        <w:t xml:space="preserve"> connection is created</w:t>
+        <w:t>A WebSocket connection is created</w:t>
       </w:r>
     </w:p>
     <w:p>
@@ -1063,8 +1023,6 @@
           <w:lang w:eastAsia="en-IN"/>
         </w:rPr>
       </w:pPr>
-      <w:bookmarkStart w:id="0" w:name="_GoBack"/>
-      <w:bookmarkEnd w:id="0"/>
     </w:p>
     <w:p>
       <w:pPr>
@@ -1139,25 +1097,14 @@
           <w:lang w:eastAsia="en-IN"/>
         </w:rPr>
       </w:pPr>
-      <w:proofErr w:type="gramStart"/>
-      <w:r>
-        <w:rPr>
-          <w:rFonts w:ascii="Courier New" w:eastAsia="Times New Roman" w:hAnsi="Courier New" w:cs="Courier New"/>
-          <w:sz w:val="20"/>
-          <w:szCs w:val="20"/>
-          <w:lang w:eastAsia="en-IN"/>
-        </w:rPr>
-        <w:t>rooms</w:t>
-      </w:r>
-      <w:proofErr w:type="gramEnd"/>
-      <w:r>
-        <w:rPr>
-          <w:rFonts w:ascii="Courier New" w:eastAsia="Times New Roman" w:hAnsi="Courier New" w:cs="Courier New"/>
-          <w:sz w:val="20"/>
-          <w:szCs w:val="20"/>
-          <w:lang w:eastAsia="en-IN"/>
-        </w:rPr>
-        <w:t xml:space="preserve"> = {</w:t>
+      <w:r>
+        <w:rPr>
+          <w:rFonts w:ascii="Courier New" w:eastAsia="Times New Roman" w:hAnsi="Courier New" w:cs="Courier New"/>
+          <w:sz w:val="20"/>
+          <w:szCs w:val="20"/>
+          <w:lang w:eastAsia="en-IN"/>
+        </w:rPr>
+        <w:t>rooms = {</w:t>
       </w:r>
     </w:p>
     <w:p>
@@ -1233,27 +1180,7 @@
           <w:szCs w:val="20"/>
           <w:lang w:eastAsia="en-IN"/>
         </w:rPr>
-        <w:t xml:space="preserve">        "</w:t>
-      </w:r>
-      <w:proofErr w:type="gramStart"/>
-      <w:r>
-        <w:rPr>
-          <w:rFonts w:ascii="Courier New" w:eastAsia="Times New Roman" w:hAnsi="Courier New" w:cs="Courier New"/>
-          <w:sz w:val="20"/>
-          <w:szCs w:val="20"/>
-          <w:lang w:eastAsia="en-IN"/>
-        </w:rPr>
-        <w:t>members</w:t>
-      </w:r>
-      <w:proofErr w:type="gramEnd"/>
-      <w:r>
-        <w:rPr>
-          <w:rFonts w:ascii="Courier New" w:eastAsia="Times New Roman" w:hAnsi="Courier New" w:cs="Courier New"/>
-          <w:sz w:val="20"/>
-          <w:szCs w:val="20"/>
-          <w:lang w:eastAsia="en-IN"/>
-        </w:rPr>
-        <w:t>": 2,</w:t>
+        <w:t xml:space="preserve">        "members": 2,</w:t>
       </w:r>
     </w:p>
     <w:p>
@@ -1291,27 +1218,7 @@
           <w:szCs w:val="20"/>
           <w:lang w:eastAsia="en-IN"/>
         </w:rPr>
-        <w:t xml:space="preserve">        "</w:t>
-      </w:r>
-      <w:proofErr w:type="gramStart"/>
-      <w:r>
-        <w:rPr>
-          <w:rFonts w:ascii="Courier New" w:eastAsia="Times New Roman" w:hAnsi="Courier New" w:cs="Courier New"/>
-          <w:sz w:val="20"/>
-          <w:szCs w:val="20"/>
-          <w:lang w:eastAsia="en-IN"/>
-        </w:rPr>
-        <w:t>messages</w:t>
-      </w:r>
-      <w:proofErr w:type="gramEnd"/>
-      <w:r>
-        <w:rPr>
-          <w:rFonts w:ascii="Courier New" w:eastAsia="Times New Roman" w:hAnsi="Courier New" w:cs="Courier New"/>
-          <w:sz w:val="20"/>
-          <w:szCs w:val="20"/>
-          <w:lang w:eastAsia="en-IN"/>
-        </w:rPr>
-        <w:t>": [</w:t>
+        <w:t xml:space="preserve">        "messages": [</w:t>
       </w:r>
     </w:p>
     <w:p>
@@ -1484,7 +1391,7 @@
           <w:lang w:eastAsia="en-IN"/>
         </w:rPr>
         <w:pict>
-          <v:rect id="_x0000_i1029" style="width:0;height:1.5pt" o:hralign="center" o:hrstd="t" o:hr="t" fillcolor="#a0a0a0" stroked="f"/>
+          <v:rect id="_x0000_i1028" style="width:0;height:1.5pt" o:hralign="center" o:hrstd="t" o:hr="t" fillcolor="#a0a0a0" stroked="f"/>
         </w:pict>
       </w:r>
     </w:p>
@@ -1566,25 +1473,14 @@
           <w:lang w:eastAsia="en-IN"/>
         </w:rPr>
       </w:pPr>
-      <w:proofErr w:type="gramStart"/>
-      <w:r>
-        <w:rPr>
-          <w:rFonts w:ascii="Courier New" w:eastAsia="Times New Roman" w:hAnsi="Courier New" w:cs="Courier New"/>
-          <w:sz w:val="20"/>
-          <w:szCs w:val="20"/>
-          <w:lang w:eastAsia="en-IN"/>
-        </w:rPr>
-        <w:t>pip</w:t>
-      </w:r>
-      <w:proofErr w:type="gramEnd"/>
-      <w:r>
-        <w:rPr>
-          <w:rFonts w:ascii="Courier New" w:eastAsia="Times New Roman" w:hAnsi="Courier New" w:cs="Courier New"/>
-          <w:sz w:val="20"/>
-          <w:szCs w:val="20"/>
-          <w:lang w:eastAsia="en-IN"/>
-        </w:rPr>
-        <w:t xml:space="preserve"> install flask flask-</w:t>
+      <w:r>
+        <w:rPr>
+          <w:rFonts w:ascii="Courier New" w:eastAsia="Times New Roman" w:hAnsi="Courier New" w:cs="Courier New"/>
+          <w:sz w:val="20"/>
+          <w:szCs w:val="20"/>
+          <w:lang w:eastAsia="en-IN"/>
+        </w:rPr>
+        <w:t>pip install flask flask-</w:t>
       </w:r>
       <w:proofErr w:type="spellStart"/>
       <w:r>
@@ -1651,25 +1547,14 @@
           <w:lang w:eastAsia="en-IN"/>
         </w:rPr>
       </w:pPr>
-      <w:proofErr w:type="gramStart"/>
-      <w:r>
-        <w:rPr>
-          <w:rFonts w:ascii="Courier New" w:eastAsia="Times New Roman" w:hAnsi="Courier New" w:cs="Courier New"/>
-          <w:sz w:val="20"/>
-          <w:szCs w:val="20"/>
-          <w:lang w:eastAsia="en-IN"/>
-        </w:rPr>
-        <w:t>python</w:t>
-      </w:r>
-      <w:proofErr w:type="gramEnd"/>
-      <w:r>
-        <w:rPr>
-          <w:rFonts w:ascii="Courier New" w:eastAsia="Times New Roman" w:hAnsi="Courier New" w:cs="Courier New"/>
-          <w:sz w:val="20"/>
-          <w:szCs w:val="20"/>
-          <w:lang w:eastAsia="en-IN"/>
-        </w:rPr>
-        <w:t xml:space="preserve"> main.py</w:t>
+      <w:r>
+        <w:rPr>
+          <w:rFonts w:ascii="Courier New" w:eastAsia="Times New Roman" w:hAnsi="Courier New" w:cs="Courier New"/>
+          <w:sz w:val="20"/>
+          <w:szCs w:val="20"/>
+          <w:lang w:eastAsia="en-IN"/>
+        </w:rPr>
+        <w:t>python main.py</w:t>
       </w:r>
     </w:p>
     <w:p>
@@ -1774,21 +1659,8 @@
           <w:szCs w:val="24"/>
           <w:lang w:eastAsia="en-IN"/>
         </w:rPr>
-        <w:t>Note</w:t>
-      </w:r>
-      <w:proofErr w:type="gramStart"/>
-      <w:r>
-        <w:rPr>
-          <w:rFonts w:ascii="Times New Roman" w:eastAsia="Times New Roman" w:hAnsi="Times New Roman" w:cs="Times New Roman"/>
-          <w:b/>
-          <w:bCs/>
-          <w:sz w:val="24"/>
-          <w:szCs w:val="24"/>
-          <w:lang w:eastAsia="en-IN"/>
-        </w:rPr>
-        <w:t>:</w:t>
-      </w:r>
-      <w:proofErr w:type="gramEnd"/>
+        <w:t>Note:</w:t>
+      </w:r>
       <w:r>
         <w:rPr>
           <w:rFonts w:ascii="Times New Roman" w:eastAsia="Times New Roman" w:hAnsi="Times New Roman" w:cs="Times New Roman"/>
@@ -1800,6 +1672,7 @@
         <w:t xml:space="preserve">Your IP is set inside </w:t>
       </w:r>
       <w:proofErr w:type="spellStart"/>
+      <w:proofErr w:type="gramStart"/>
       <w:r>
         <w:rPr>
           <w:rFonts w:ascii="Courier New" w:eastAsia="Times New Roman" w:hAnsi="Courier New" w:cs="Courier New"/>
@@ -1817,7 +1690,17 @@
           <w:szCs w:val="20"/>
           <w:lang w:eastAsia="en-IN"/>
         </w:rPr>
-        <w:t>()</w:t>
+        <w:t>(</w:t>
+      </w:r>
+      <w:proofErr w:type="gramEnd"/>
+      <w:r>
+        <w:rPr>
+          <w:rFonts w:ascii="Courier New" w:eastAsia="Times New Roman" w:hAnsi="Courier New" w:cs="Courier New"/>
+          <w:sz w:val="20"/>
+          <w:szCs w:val="20"/>
+          <w:lang w:eastAsia="en-IN"/>
+        </w:rPr>
+        <w:t>)</w:t>
       </w:r>
       <w:r>
         <w:rPr>
@@ -1885,25 +1768,227 @@
           <w:lang w:eastAsia="en-IN"/>
         </w:rPr>
       </w:pPr>
-      <w:proofErr w:type="gramStart"/>
-      <w:r>
-        <w:rPr>
-          <w:rFonts w:ascii="Courier New" w:eastAsia="Times New Roman" w:hAnsi="Courier New" w:cs="Courier New"/>
-          <w:sz w:val="20"/>
-          <w:szCs w:val="20"/>
-          <w:lang w:eastAsia="en-IN"/>
-        </w:rPr>
-        <w:t>host</w:t>
-      </w:r>
-      <w:proofErr w:type="gramEnd"/>
-      <w:r>
-        <w:rPr>
-          <w:rFonts w:ascii="Courier New" w:eastAsia="Times New Roman" w:hAnsi="Courier New" w:cs="Courier New"/>
-          <w:sz w:val="20"/>
-          <w:szCs w:val="20"/>
-          <w:lang w:eastAsia="en-IN"/>
-        </w:rPr>
-        <w:t>="0.0.0.0"</w:t>
+      <w:r>
+        <w:rPr>
+          <w:rFonts w:ascii="Courier New" w:eastAsia="Times New Roman" w:hAnsi="Courier New" w:cs="Courier New"/>
+          <w:sz w:val="20"/>
+          <w:szCs w:val="20"/>
+          <w:lang w:eastAsia="en-IN"/>
+        </w:rPr>
+        <w:t>host="0.0.0.0"</w:t>
+      </w:r>
+    </w:p>
+    <w:p>
+      <w:pPr>
+        <w:spacing w:after="0" w:line="240" w:lineRule="auto"/>
+        <w:rPr>
+          <w:rFonts w:ascii="Times New Roman" w:eastAsia="Times New Roman" w:hAnsi="Times New Roman" w:cs="Times New Roman"/>
+          <w:sz w:val="24"/>
+          <w:szCs w:val="24"/>
+          <w:lang w:eastAsia="en-IN"/>
+        </w:rPr>
+      </w:pPr>
+      <w:r>
+        <w:rPr>
+          <w:rFonts w:ascii="Times New Roman" w:eastAsia="Times New Roman" w:hAnsi="Times New Roman" w:cs="Times New Roman"/>
+          <w:sz w:val="24"/>
+          <w:szCs w:val="24"/>
+          <w:lang w:eastAsia="en-IN"/>
+        </w:rPr>
+        <w:pict>
+          <v:rect id="_x0000_i1029" style="width:0;height:1.5pt" o:hralign="center" o:hrstd="t" o:hr="t" fillcolor="#a0a0a0" stroked="f"/>
+        </w:pict>
+      </w:r>
+    </w:p>
+    <w:p>
+      <w:pPr>
+        <w:spacing w:before="100" w:beforeAutospacing="1" w:after="100" w:afterAutospacing="1" w:line="240" w:lineRule="auto"/>
+        <w:outlineLvl w:val="1"/>
+        <w:rPr>
+          <w:rFonts w:ascii="Times New Roman" w:eastAsia="Times New Roman" w:hAnsi="Times New Roman" w:cs="Times New Roman"/>
+          <w:b/>
+          <w:bCs/>
+          <w:sz w:val="36"/>
+          <w:szCs w:val="36"/>
+          <w:lang w:eastAsia="en-IN"/>
+        </w:rPr>
+      </w:pPr>
+      <w:r>
+        <w:rPr>
+          <w:rFonts w:ascii="Times New Roman" w:eastAsia="Times New Roman" w:hAnsi="Times New Roman" w:cs="Times New Roman"/>
+          <w:b/>
+          <w:bCs/>
+          <w:sz w:val="36"/>
+          <w:szCs w:val="36"/>
+          <w:lang w:eastAsia="en-IN"/>
+        </w:rPr>
+        <w:t>Socket.IO Events</w:t>
+      </w:r>
+    </w:p>
+    <w:p>
+      <w:pPr>
+        <w:spacing w:before="100" w:beforeAutospacing="1" w:after="100" w:afterAutospacing="1" w:line="240" w:lineRule="auto"/>
+        <w:outlineLvl w:val="2"/>
+        <w:rPr>
+          <w:rFonts w:ascii="Times New Roman" w:eastAsia="Times New Roman" w:hAnsi="Times New Roman" w:cs="Times New Roman"/>
+          <w:b/>
+          <w:bCs/>
+          <w:sz w:val="27"/>
+          <w:szCs w:val="27"/>
+          <w:lang w:eastAsia="en-IN"/>
+        </w:rPr>
+      </w:pPr>
+      <w:r>
+        <w:rPr>
+          <w:rFonts w:ascii="Courier New" w:eastAsia="Times New Roman" w:hAnsi="Courier New" w:cs="Courier New"/>
+          <w:b/>
+          <w:bCs/>
+          <w:sz w:val="20"/>
+          <w:szCs w:val="20"/>
+          <w:lang w:eastAsia="en-IN"/>
+        </w:rPr>
+        <w:t>message</w:t>
+      </w:r>
+    </w:p>
+    <w:p>
+      <w:pPr>
+        <w:spacing w:before="100" w:beforeAutospacing="1" w:after="100" w:afterAutospacing="1" w:line="240" w:lineRule="auto"/>
+        <w:rPr>
+          <w:rFonts w:ascii="Times New Roman" w:eastAsia="Times New Roman" w:hAnsi="Times New Roman" w:cs="Times New Roman"/>
+          <w:sz w:val="24"/>
+          <w:szCs w:val="24"/>
+          <w:lang w:eastAsia="en-IN"/>
+        </w:rPr>
+      </w:pPr>
+      <w:r>
+        <w:rPr>
+          <w:rFonts w:ascii="Times New Roman" w:eastAsia="Times New Roman" w:hAnsi="Times New Roman" w:cs="Times New Roman"/>
+          <w:sz w:val="24"/>
+          <w:szCs w:val="24"/>
+          <w:lang w:eastAsia="en-IN"/>
+        </w:rPr>
+        <w:t>Triggered when a user sends a chat message.</w:t>
+      </w:r>
+      <w:r>
+        <w:rPr>
+          <w:rFonts w:ascii="Times New Roman" w:eastAsia="Times New Roman" w:hAnsi="Times New Roman" w:cs="Times New Roman"/>
+          <w:sz w:val="24"/>
+          <w:szCs w:val="24"/>
+          <w:lang w:eastAsia="en-IN"/>
+        </w:rPr>
+        <w:br/>
+        <w:t>Broadcasts the message and saves it to memory.</w:t>
+      </w:r>
+    </w:p>
+    <w:p>
+      <w:pPr>
+        <w:spacing w:before="100" w:beforeAutospacing="1" w:after="100" w:afterAutospacing="1" w:line="240" w:lineRule="auto"/>
+        <w:outlineLvl w:val="2"/>
+        <w:rPr>
+          <w:rFonts w:ascii="Times New Roman" w:eastAsia="Times New Roman" w:hAnsi="Times New Roman" w:cs="Times New Roman"/>
+          <w:b/>
+          <w:bCs/>
+          <w:sz w:val="27"/>
+          <w:szCs w:val="27"/>
+          <w:lang w:eastAsia="en-IN"/>
+        </w:rPr>
+      </w:pPr>
+      <w:r>
+        <w:rPr>
+          <w:rFonts w:ascii="Courier New" w:eastAsia="Times New Roman" w:hAnsi="Courier New" w:cs="Courier New"/>
+          <w:b/>
+          <w:bCs/>
+          <w:sz w:val="20"/>
+          <w:szCs w:val="20"/>
+          <w:lang w:eastAsia="en-IN"/>
+        </w:rPr>
+        <w:t>connect</w:t>
+      </w:r>
+    </w:p>
+    <w:p>
+      <w:pPr>
+        <w:spacing w:before="100" w:beforeAutospacing="1" w:after="100" w:afterAutospacing="1" w:line="240" w:lineRule="auto"/>
+        <w:rPr>
+          <w:rFonts w:ascii="Times New Roman" w:eastAsia="Times New Roman" w:hAnsi="Times New Roman" w:cs="Times New Roman"/>
+          <w:sz w:val="24"/>
+          <w:szCs w:val="24"/>
+          <w:lang w:eastAsia="en-IN"/>
+        </w:rPr>
+      </w:pPr>
+      <w:r>
+        <w:rPr>
+          <w:rFonts w:ascii="Times New Roman" w:eastAsia="Times New Roman" w:hAnsi="Times New Roman" w:cs="Times New Roman"/>
+          <w:sz w:val="24"/>
+          <w:szCs w:val="24"/>
+          <w:lang w:eastAsia="en-IN"/>
+        </w:rPr>
+        <w:t>Executed when a WebSocket connection is established.</w:t>
+      </w:r>
+      <w:r>
+        <w:rPr>
+          <w:rFonts w:ascii="Times New Roman" w:eastAsia="Times New Roman" w:hAnsi="Times New Roman" w:cs="Times New Roman"/>
+          <w:sz w:val="24"/>
+          <w:szCs w:val="24"/>
+          <w:lang w:eastAsia="en-IN"/>
+        </w:rPr>
+        <w:br/>
+        <w:t>Adds user to room and broadcasts entry.</w:t>
+      </w:r>
+    </w:p>
+    <w:p>
+      <w:pPr>
+        <w:spacing w:before="100" w:beforeAutospacing="1" w:after="100" w:afterAutospacing="1" w:line="240" w:lineRule="auto"/>
+        <w:outlineLvl w:val="2"/>
+        <w:rPr>
+          <w:rFonts w:ascii="Times New Roman" w:eastAsia="Times New Roman" w:hAnsi="Times New Roman" w:cs="Times New Roman"/>
+          <w:b/>
+          <w:bCs/>
+          <w:sz w:val="27"/>
+          <w:szCs w:val="27"/>
+          <w:lang w:eastAsia="en-IN"/>
+        </w:rPr>
+      </w:pPr>
+      <w:r>
+        <w:rPr>
+          <w:rFonts w:ascii="Courier New" w:eastAsia="Times New Roman" w:hAnsi="Courier New" w:cs="Courier New"/>
+          <w:b/>
+          <w:bCs/>
+          <w:sz w:val="20"/>
+          <w:szCs w:val="20"/>
+          <w:lang w:eastAsia="en-IN"/>
+        </w:rPr>
+        <w:lastRenderedPageBreak/>
+        <w:t>disconnect</w:t>
+      </w:r>
+    </w:p>
+    <w:p>
+      <w:pPr>
+        <w:spacing w:before="100" w:beforeAutospacing="1" w:after="100" w:afterAutospacing="1" w:line="240" w:lineRule="auto"/>
+        <w:rPr>
+          <w:rFonts w:ascii="Times New Roman" w:eastAsia="Times New Roman" w:hAnsi="Times New Roman" w:cs="Times New Roman"/>
+          <w:sz w:val="24"/>
+          <w:szCs w:val="24"/>
+          <w:lang w:eastAsia="en-IN"/>
+        </w:rPr>
+      </w:pPr>
+      <w:r>
+        <w:rPr>
+          <w:rFonts w:ascii="Times New Roman" w:eastAsia="Times New Roman" w:hAnsi="Times New Roman" w:cs="Times New Roman"/>
+          <w:sz w:val="24"/>
+          <w:szCs w:val="24"/>
+          <w:lang w:eastAsia="en-IN"/>
+        </w:rPr>
+        <w:t>Executed when a user leaves.</w:t>
+      </w:r>
+      <w:r>
+        <w:rPr>
+          <w:rFonts w:ascii="Times New Roman" w:eastAsia="Times New Roman" w:hAnsi="Times New Roman" w:cs="Times New Roman"/>
+          <w:sz w:val="24"/>
+          <w:szCs w:val="24"/>
+          <w:lang w:eastAsia="en-IN"/>
+        </w:rPr>
+        <w:br/>
+        <w:t>Removes user, deletes room if empty, and broadcasts exit.</w:t>
       </w:r>
     </w:p>
     <w:p>
@@ -1925,245 +2010,6 @@
         </w:rPr>
         <w:pict>
           <v:rect id="_x0000_i1030" style="width:0;height:1.5pt" o:hralign="center" o:hrstd="t" o:hr="t" fillcolor="#a0a0a0" stroked="f"/>
-        </w:pict>
-      </w:r>
-    </w:p>
-    <w:p>
-      <w:pPr>
-        <w:spacing w:before="100" w:beforeAutospacing="1" w:after="100" w:afterAutospacing="1" w:line="240" w:lineRule="auto"/>
-        <w:outlineLvl w:val="1"/>
-        <w:rPr>
-          <w:rFonts w:ascii="Times New Roman" w:eastAsia="Times New Roman" w:hAnsi="Times New Roman" w:cs="Times New Roman"/>
-          <w:b/>
-          <w:bCs/>
-          <w:sz w:val="36"/>
-          <w:szCs w:val="36"/>
-          <w:lang w:eastAsia="en-IN"/>
-        </w:rPr>
-      </w:pPr>
-      <w:r>
-        <w:rPr>
-          <w:rFonts w:ascii="Times New Roman" w:eastAsia="Times New Roman" w:hAnsi="Times New Roman" w:cs="Times New Roman"/>
-          <w:b/>
-          <w:bCs/>
-          <w:sz w:val="36"/>
-          <w:szCs w:val="36"/>
-          <w:lang w:eastAsia="en-IN"/>
-        </w:rPr>
-        <w:t>Socket.IO Events</w:t>
-      </w:r>
-    </w:p>
-    <w:p>
-      <w:pPr>
-        <w:spacing w:before="100" w:beforeAutospacing="1" w:after="100" w:afterAutospacing="1" w:line="240" w:lineRule="auto"/>
-        <w:outlineLvl w:val="2"/>
-        <w:rPr>
-          <w:rFonts w:ascii="Times New Roman" w:eastAsia="Times New Roman" w:hAnsi="Times New Roman" w:cs="Times New Roman"/>
-          <w:b/>
-          <w:bCs/>
-          <w:sz w:val="27"/>
-          <w:szCs w:val="27"/>
-          <w:lang w:eastAsia="en-IN"/>
-        </w:rPr>
-      </w:pPr>
-      <w:proofErr w:type="gramStart"/>
-      <w:r>
-        <w:rPr>
-          <w:rFonts w:ascii="Courier New" w:eastAsia="Times New Roman" w:hAnsi="Courier New" w:cs="Courier New"/>
-          <w:b/>
-          <w:bCs/>
-          <w:sz w:val="20"/>
-          <w:szCs w:val="20"/>
-          <w:lang w:eastAsia="en-IN"/>
-        </w:rPr>
-        <w:t>message</w:t>
-      </w:r>
-      <w:proofErr w:type="gramEnd"/>
-    </w:p>
-    <w:p>
-      <w:pPr>
-        <w:spacing w:before="100" w:beforeAutospacing="1" w:after="100" w:afterAutospacing="1" w:line="240" w:lineRule="auto"/>
-        <w:rPr>
-          <w:rFonts w:ascii="Times New Roman" w:eastAsia="Times New Roman" w:hAnsi="Times New Roman" w:cs="Times New Roman"/>
-          <w:sz w:val="24"/>
-          <w:szCs w:val="24"/>
-          <w:lang w:eastAsia="en-IN"/>
-        </w:rPr>
-      </w:pPr>
-      <w:r>
-        <w:rPr>
-          <w:rFonts w:ascii="Times New Roman" w:eastAsia="Times New Roman" w:hAnsi="Times New Roman" w:cs="Times New Roman"/>
-          <w:sz w:val="24"/>
-          <w:szCs w:val="24"/>
-          <w:lang w:eastAsia="en-IN"/>
-        </w:rPr>
-        <w:t>Triggered when a user sends a chat message.</w:t>
-      </w:r>
-      <w:r>
-        <w:rPr>
-          <w:rFonts w:ascii="Times New Roman" w:eastAsia="Times New Roman" w:hAnsi="Times New Roman" w:cs="Times New Roman"/>
-          <w:sz w:val="24"/>
-          <w:szCs w:val="24"/>
-          <w:lang w:eastAsia="en-IN"/>
-        </w:rPr>
-        <w:br/>
-        <w:t>Broadcasts the message and saves it to memory.</w:t>
-      </w:r>
-    </w:p>
-    <w:p>
-      <w:pPr>
-        <w:spacing w:before="100" w:beforeAutospacing="1" w:after="100" w:afterAutospacing="1" w:line="240" w:lineRule="auto"/>
-        <w:outlineLvl w:val="2"/>
-        <w:rPr>
-          <w:rFonts w:ascii="Times New Roman" w:eastAsia="Times New Roman" w:hAnsi="Times New Roman" w:cs="Times New Roman"/>
-          <w:b/>
-          <w:bCs/>
-          <w:sz w:val="27"/>
-          <w:szCs w:val="27"/>
-          <w:lang w:eastAsia="en-IN"/>
-        </w:rPr>
-      </w:pPr>
-      <w:proofErr w:type="gramStart"/>
-      <w:r>
-        <w:rPr>
-          <w:rFonts w:ascii="Courier New" w:eastAsia="Times New Roman" w:hAnsi="Courier New" w:cs="Courier New"/>
-          <w:b/>
-          <w:bCs/>
-          <w:sz w:val="20"/>
-          <w:szCs w:val="20"/>
-          <w:lang w:eastAsia="en-IN"/>
-        </w:rPr>
-        <w:t>connect</w:t>
-      </w:r>
-      <w:proofErr w:type="gramEnd"/>
-    </w:p>
-    <w:p>
-      <w:pPr>
-        <w:spacing w:before="100" w:beforeAutospacing="1" w:after="100" w:afterAutospacing="1" w:line="240" w:lineRule="auto"/>
-        <w:rPr>
-          <w:rFonts w:ascii="Times New Roman" w:eastAsia="Times New Roman" w:hAnsi="Times New Roman" w:cs="Times New Roman"/>
-          <w:sz w:val="24"/>
-          <w:szCs w:val="24"/>
-          <w:lang w:eastAsia="en-IN"/>
-        </w:rPr>
-      </w:pPr>
-      <w:r>
-        <w:rPr>
-          <w:rFonts w:ascii="Times New Roman" w:eastAsia="Times New Roman" w:hAnsi="Times New Roman" w:cs="Times New Roman"/>
-          <w:sz w:val="24"/>
-          <w:szCs w:val="24"/>
-          <w:lang w:eastAsia="en-IN"/>
-        </w:rPr>
-        <w:t xml:space="preserve">Executed when a </w:t>
-      </w:r>
-      <w:proofErr w:type="spellStart"/>
-      <w:r>
-        <w:rPr>
-          <w:rFonts w:ascii="Times New Roman" w:eastAsia="Times New Roman" w:hAnsi="Times New Roman" w:cs="Times New Roman"/>
-          <w:sz w:val="24"/>
-          <w:szCs w:val="24"/>
-          <w:lang w:eastAsia="en-IN"/>
-        </w:rPr>
-        <w:t>WebSocket</w:t>
-      </w:r>
-      <w:proofErr w:type="spellEnd"/>
-      <w:r>
-        <w:rPr>
-          <w:rFonts w:ascii="Times New Roman" w:eastAsia="Times New Roman" w:hAnsi="Times New Roman" w:cs="Times New Roman"/>
-          <w:sz w:val="24"/>
-          <w:szCs w:val="24"/>
-          <w:lang w:eastAsia="en-IN"/>
-        </w:rPr>
-        <w:t xml:space="preserve"> connection is established.</w:t>
-      </w:r>
-      <w:r>
-        <w:rPr>
-          <w:rFonts w:ascii="Times New Roman" w:eastAsia="Times New Roman" w:hAnsi="Times New Roman" w:cs="Times New Roman"/>
-          <w:sz w:val="24"/>
-          <w:szCs w:val="24"/>
-          <w:lang w:eastAsia="en-IN"/>
-        </w:rPr>
-        <w:br/>
-        <w:t>Adds user to room and broadcasts entry.</w:t>
-      </w:r>
-    </w:p>
-    <w:p>
-      <w:pPr>
-        <w:spacing w:before="100" w:beforeAutospacing="1" w:after="100" w:afterAutospacing="1" w:line="240" w:lineRule="auto"/>
-        <w:outlineLvl w:val="2"/>
-        <w:rPr>
-          <w:rFonts w:ascii="Times New Roman" w:eastAsia="Times New Roman" w:hAnsi="Times New Roman" w:cs="Times New Roman"/>
-          <w:b/>
-          <w:bCs/>
-          <w:sz w:val="27"/>
-          <w:szCs w:val="27"/>
-          <w:lang w:eastAsia="en-IN"/>
-        </w:rPr>
-      </w:pPr>
-      <w:proofErr w:type="gramStart"/>
-      <w:r>
-        <w:rPr>
-          <w:rFonts w:ascii="Courier New" w:eastAsia="Times New Roman" w:hAnsi="Courier New" w:cs="Courier New"/>
-          <w:b/>
-          <w:bCs/>
-          <w:sz w:val="20"/>
-          <w:szCs w:val="20"/>
-          <w:lang w:eastAsia="en-IN"/>
-        </w:rPr>
-        <w:lastRenderedPageBreak/>
-        <w:t>disconnect</w:t>
-      </w:r>
-      <w:proofErr w:type="gramEnd"/>
-    </w:p>
-    <w:p>
-      <w:pPr>
-        <w:spacing w:before="100" w:beforeAutospacing="1" w:after="100" w:afterAutospacing="1" w:line="240" w:lineRule="auto"/>
-        <w:rPr>
-          <w:rFonts w:ascii="Times New Roman" w:eastAsia="Times New Roman" w:hAnsi="Times New Roman" w:cs="Times New Roman"/>
-          <w:sz w:val="24"/>
-          <w:szCs w:val="24"/>
-          <w:lang w:eastAsia="en-IN"/>
-        </w:rPr>
-      </w:pPr>
-      <w:r>
-        <w:rPr>
-          <w:rFonts w:ascii="Times New Roman" w:eastAsia="Times New Roman" w:hAnsi="Times New Roman" w:cs="Times New Roman"/>
-          <w:sz w:val="24"/>
-          <w:szCs w:val="24"/>
-          <w:lang w:eastAsia="en-IN"/>
-        </w:rPr>
-        <w:t>Executed when a user leaves.</w:t>
-      </w:r>
-      <w:r>
-        <w:rPr>
-          <w:rFonts w:ascii="Times New Roman" w:eastAsia="Times New Roman" w:hAnsi="Times New Roman" w:cs="Times New Roman"/>
-          <w:sz w:val="24"/>
-          <w:szCs w:val="24"/>
-          <w:lang w:eastAsia="en-IN"/>
-        </w:rPr>
-        <w:br/>
-        <w:t>Removes user, deletes room if empty, and broadcasts exit.</w:t>
-      </w:r>
-    </w:p>
-    <w:p>
-      <w:pPr>
-        <w:spacing w:after="0" w:line="240" w:lineRule="auto"/>
-        <w:rPr>
-          <w:rFonts w:ascii="Times New Roman" w:eastAsia="Times New Roman" w:hAnsi="Times New Roman" w:cs="Times New Roman"/>
-          <w:sz w:val="24"/>
-          <w:szCs w:val="24"/>
-          <w:lang w:eastAsia="en-IN"/>
-        </w:rPr>
-      </w:pPr>
-      <w:r>
-        <w:rPr>
-          <w:rFonts w:ascii="Times New Roman" w:eastAsia="Times New Roman" w:hAnsi="Times New Roman" w:cs="Times New Roman"/>
-          <w:sz w:val="24"/>
-          <w:szCs w:val="24"/>
-          <w:lang w:eastAsia="en-IN"/>
-        </w:rPr>
-        <w:pict>
-          <v:rect id="_x0000_i1031" style="width:0;height:1.5pt" o:hralign="center" o:hrstd="t" o:hr="t" fillcolor="#a0a0a0" stroked="f"/>
         </w:pict>
       </w:r>
     </w:p>
@@ -2279,27 +2125,7 @@
           <w:szCs w:val="24"/>
           <w:lang w:eastAsia="en-IN"/>
         </w:rPr>
-        <w:t xml:space="preserve">Use a database or </w:t>
-      </w:r>
-      <w:proofErr w:type="spellStart"/>
-      <w:r>
-        <w:rPr>
-          <w:rFonts w:ascii="Times New Roman" w:eastAsia="Times New Roman" w:hAnsi="Times New Roman" w:cs="Times New Roman"/>
-          <w:sz w:val="24"/>
-          <w:szCs w:val="24"/>
-          <w:lang w:eastAsia="en-IN"/>
-        </w:rPr>
-        <w:t>Redis</w:t>
-      </w:r>
-      <w:proofErr w:type="spellEnd"/>
-      <w:r>
-        <w:rPr>
-          <w:rFonts w:ascii="Times New Roman" w:eastAsia="Times New Roman" w:hAnsi="Times New Roman" w:cs="Times New Roman"/>
-          <w:sz w:val="24"/>
-          <w:szCs w:val="24"/>
-          <w:lang w:eastAsia="en-IN"/>
-        </w:rPr>
-        <w:t xml:space="preserve"> if persistent storage is required</w:t>
+        <w:t>Use a database or Redis if persistent storage is required</w:t>
       </w:r>
     </w:p>
     <w:p>
@@ -2344,180 +2170,12 @@
           <w:lang w:eastAsia="en-IN"/>
         </w:rPr>
         <w:pict>
-          <v:rect id="_x0000_i1032" style="width:0;height:1.5pt" o:hralign="center" o:hrstd="t" o:hr="t" fillcolor="#a0a0a0" stroked="f"/>
+          <v:rect id="_x0000_i1031" style="width:0;height:1.5pt" o:hralign="center" o:hrstd="t" o:hr="t" fillcolor="#a0a0a0" stroked="f"/>
         </w:pict>
       </w:r>
-    </w:p>
-    <w:p>
-      <w:pPr>
-        <w:spacing w:before="100" w:beforeAutospacing="1" w:after="100" w:afterAutospacing="1" w:line="240" w:lineRule="auto"/>
-        <w:outlineLvl w:val="1"/>
-        <w:rPr>
-          <w:rFonts w:ascii="Times New Roman" w:eastAsia="Times New Roman" w:hAnsi="Times New Roman" w:cs="Times New Roman"/>
-          <w:b/>
-          <w:bCs/>
-          <w:sz w:val="36"/>
-          <w:szCs w:val="36"/>
-          <w:lang w:eastAsia="en-IN"/>
-        </w:rPr>
-      </w:pPr>
-      <w:r>
-        <w:rPr>
-          <w:rFonts w:ascii="Times New Roman" w:eastAsia="Times New Roman" w:hAnsi="Times New Roman" w:cs="Times New Roman"/>
-          <w:b/>
-          <w:bCs/>
-          <w:sz w:val="36"/>
-          <w:szCs w:val="36"/>
-          <w:lang w:eastAsia="en-IN"/>
-        </w:rPr>
-        <w:t>Future Enhancements (Optional)</w:t>
-      </w:r>
-    </w:p>
-    <w:p>
-      <w:pPr>
-        <w:numPr>
-          <w:ilvl w:val="0"/>
-          <w:numId w:val="4"/>
-        </w:numPr>
-        <w:spacing w:before="100" w:beforeAutospacing="1" w:after="100" w:afterAutospacing="1" w:line="240" w:lineRule="auto"/>
-        <w:rPr>
-          <w:rFonts w:ascii="Times New Roman" w:eastAsia="Times New Roman" w:hAnsi="Times New Roman" w:cs="Times New Roman"/>
-          <w:sz w:val="24"/>
-          <w:szCs w:val="24"/>
-          <w:lang w:eastAsia="en-IN"/>
-        </w:rPr>
-      </w:pPr>
-      <w:r>
-        <w:rPr>
-          <w:rFonts w:ascii="Times New Roman" w:eastAsia="Times New Roman" w:hAnsi="Times New Roman" w:cs="Times New Roman"/>
-          <w:sz w:val="24"/>
-          <w:szCs w:val="24"/>
-          <w:lang w:eastAsia="en-IN"/>
-        </w:rPr>
-        <w:t>Typing indicators</w:t>
-      </w:r>
-    </w:p>
-    <w:p>
-      <w:pPr>
-        <w:numPr>
-          <w:ilvl w:val="0"/>
-          <w:numId w:val="4"/>
-        </w:numPr>
-        <w:spacing w:before="100" w:beforeAutospacing="1" w:after="100" w:afterAutospacing="1" w:line="240" w:lineRule="auto"/>
-        <w:rPr>
-          <w:rFonts w:ascii="Times New Roman" w:eastAsia="Times New Roman" w:hAnsi="Times New Roman" w:cs="Times New Roman"/>
-          <w:sz w:val="24"/>
-          <w:szCs w:val="24"/>
-          <w:lang w:eastAsia="en-IN"/>
-        </w:rPr>
-      </w:pPr>
-      <w:r>
-        <w:rPr>
-          <w:rFonts w:ascii="Times New Roman" w:eastAsia="Times New Roman" w:hAnsi="Times New Roman" w:cs="Times New Roman"/>
-          <w:sz w:val="24"/>
-          <w:szCs w:val="24"/>
-          <w:lang w:eastAsia="en-IN"/>
-        </w:rPr>
-        <w:t>File/image sharing</w:t>
-      </w:r>
-    </w:p>
-    <w:p>
-      <w:pPr>
-        <w:numPr>
-          <w:ilvl w:val="0"/>
-          <w:numId w:val="4"/>
-        </w:numPr>
-        <w:spacing w:before="100" w:beforeAutospacing="1" w:after="100" w:afterAutospacing="1" w:line="240" w:lineRule="auto"/>
-        <w:rPr>
-          <w:rFonts w:ascii="Times New Roman" w:eastAsia="Times New Roman" w:hAnsi="Times New Roman" w:cs="Times New Roman"/>
-          <w:sz w:val="24"/>
-          <w:szCs w:val="24"/>
-          <w:lang w:eastAsia="en-IN"/>
-        </w:rPr>
-      </w:pPr>
-      <w:r>
-        <w:rPr>
-          <w:rFonts w:ascii="Times New Roman" w:eastAsia="Times New Roman" w:hAnsi="Times New Roman" w:cs="Times New Roman"/>
-          <w:sz w:val="24"/>
-          <w:szCs w:val="24"/>
-          <w:lang w:eastAsia="en-IN"/>
-        </w:rPr>
-        <w:t>Password-protected rooms</w:t>
-      </w:r>
-    </w:p>
-    <w:p>
-      <w:pPr>
-        <w:numPr>
-          <w:ilvl w:val="0"/>
-          <w:numId w:val="4"/>
-        </w:numPr>
-        <w:spacing w:before="100" w:beforeAutospacing="1" w:after="100" w:afterAutospacing="1" w:line="240" w:lineRule="auto"/>
-        <w:rPr>
-          <w:rFonts w:ascii="Times New Roman" w:eastAsia="Times New Roman" w:hAnsi="Times New Roman" w:cs="Times New Roman"/>
-          <w:sz w:val="24"/>
-          <w:szCs w:val="24"/>
-          <w:lang w:eastAsia="en-IN"/>
-        </w:rPr>
-      </w:pPr>
-      <w:r>
-        <w:rPr>
-          <w:rFonts w:ascii="Times New Roman" w:eastAsia="Times New Roman" w:hAnsi="Times New Roman" w:cs="Times New Roman"/>
-          <w:sz w:val="24"/>
-          <w:szCs w:val="24"/>
-          <w:lang w:eastAsia="en-IN"/>
-        </w:rPr>
-        <w:t>Modern chat UI</w:t>
-      </w:r>
-    </w:p>
-    <w:p>
-      <w:pPr>
-        <w:numPr>
-          <w:ilvl w:val="0"/>
-          <w:numId w:val="4"/>
-        </w:numPr>
-        <w:spacing w:before="100" w:beforeAutospacing="1" w:after="100" w:afterAutospacing="1" w:line="240" w:lineRule="auto"/>
-        <w:rPr>
-          <w:rFonts w:ascii="Times New Roman" w:eastAsia="Times New Roman" w:hAnsi="Times New Roman" w:cs="Times New Roman"/>
-          <w:sz w:val="24"/>
-          <w:szCs w:val="24"/>
-          <w:lang w:eastAsia="en-IN"/>
-        </w:rPr>
-      </w:pPr>
-      <w:r>
-        <w:rPr>
-          <w:rFonts w:ascii="Times New Roman" w:eastAsia="Times New Roman" w:hAnsi="Times New Roman" w:cs="Times New Roman"/>
-          <w:sz w:val="24"/>
-          <w:szCs w:val="24"/>
-          <w:lang w:eastAsia="en-IN"/>
-        </w:rPr>
-        <w:t>Database-backed message history</w:t>
-      </w:r>
-    </w:p>
-    <w:p>
-      <w:pPr>
-        <w:numPr>
-          <w:ilvl w:val="0"/>
-          <w:numId w:val="4"/>
-        </w:numPr>
-        <w:spacing w:before="100" w:beforeAutospacing="1" w:after="100" w:afterAutospacing="1" w:line="240" w:lineRule="auto"/>
-        <w:rPr>
-          <w:rFonts w:ascii="Times New Roman" w:eastAsia="Times New Roman" w:hAnsi="Times New Roman" w:cs="Times New Roman"/>
-          <w:sz w:val="24"/>
-          <w:szCs w:val="24"/>
-          <w:lang w:eastAsia="en-IN"/>
-        </w:rPr>
-      </w:pPr>
-      <w:r>
-        <w:rPr>
-          <w:rFonts w:ascii="Times New Roman" w:eastAsia="Times New Roman" w:hAnsi="Times New Roman" w:cs="Times New Roman"/>
-          <w:sz w:val="24"/>
-          <w:szCs w:val="24"/>
-          <w:lang w:eastAsia="en-IN"/>
-        </w:rPr>
-        <w:t>User list &amp; online status</w:t>
-      </w:r>
-    </w:p>
-    <w:p/>
+      <w:bookmarkStart w:id="0" w:name="_GoBack"/>
+      <w:bookmarkEnd w:id="0"/>
+    </w:p>
     <w:sectPr>
       <w:pgSz w:w="11906" w:h="16838"/>
       <w:pgMar w:top="1440" w:right="1440" w:bottom="1440" w:left="1440" w:header="708" w:footer="708" w:gutter="0"/>
@@ -2529,7 +2187,7 @@
 </file>
 
 <file path=word/numbering.xml><?xml version="1.0" encoding="utf-8"?>
-<w:numbering xmlns:wpc="http://schemas.microsoft.com/office/word/2010/wordprocessingCanvas" xmlns:cx="http://schemas.microsoft.com/office/drawing/2014/chartex" xmlns:cx1="http://schemas.microsoft.com/office/drawing/2015/9/8/chartex" xmlns:mc="http://schemas.openxmlformats.org/markup-compatibility/2006" xmlns:o="urn:schemas-microsoft-com:office:office" xmlns:r="http://schemas.openxmlformats.org/officeDocument/2006/relationships" xmlns:m="http://schemas.openxmlformats.org/officeDocument/2006/math" xmlns:v="urn:schemas-microsoft-com:vml" xmlns:wp14="http://schemas.microsoft.com/office/word/2010/wordprocessingDrawing" xmlns:wp="http://schemas.openxmlformats.org/drawingml/2006/wordprocessingDrawing" xmlns:w10="urn:schemas-microsoft-com:office:word" xmlns:w="http://schemas.openxmlformats.org/wordprocessingml/2006/main" xmlns:w14="http://schemas.microsoft.com/office/word/2010/wordml" xmlns:w15="http://schemas.microsoft.com/office/word/2012/wordml" xmlns:w16se="http://schemas.microsoft.com/office/word/2015/wordml/symex" xmlns:wpg="http://schemas.microsoft.com/office/word/2010/wordprocessingGroup" xmlns:wpi="http://schemas.microsoft.com/office/word/2010/wordprocessingInk" xmlns:wne="http://schemas.microsoft.com/office/word/2006/wordml" xmlns:wps="http://schemas.microsoft.com/office/word/2010/wordprocessingShape" mc:Ignorable="w14 w15 w16se wp14">
+<w:numbering xmlns:wpc="http://schemas.microsoft.com/office/word/2010/wordprocessingCanvas" xmlns:cx="http://schemas.microsoft.com/office/drawing/2014/chartex" xmlns:cx1="http://schemas.microsoft.com/office/drawing/2015/9/8/chartex" xmlns:cx2="http://schemas.microsoft.com/office/drawing/2015/10/21/chartex" xmlns:cx3="http://schemas.microsoft.com/office/drawing/2016/5/9/chartex" xmlns:cx4="http://schemas.microsoft.com/office/drawing/2016/5/10/chartex" xmlns:cx5="http://schemas.microsoft.com/office/drawing/2016/5/11/chartex" xmlns:cx6="http://schemas.microsoft.com/office/drawing/2016/5/12/chartex" xmlns:cx7="http://schemas.microsoft.com/office/drawing/2016/5/13/chartex" xmlns:cx8="http://schemas.microsoft.com/office/drawing/2016/5/14/chartex" xmlns:mc="http://schemas.openxmlformats.org/markup-compatibility/2006" xmlns:aink="http://schemas.microsoft.com/office/drawing/2016/ink" xmlns:am3d="http://schemas.microsoft.com/office/drawing/2017/model3d" xmlns:o="urn:schemas-microsoft-com:office:office" xmlns:r="http://schemas.openxmlformats.org/officeDocument/2006/relationships" xmlns:m="http://schemas.openxmlformats.org/officeDocument/2006/math" xmlns:v="urn:schemas-microsoft-com:vml" xmlns:wp14="http://schemas.microsoft.com/office/word/2010/wordprocessingDrawing" xmlns:wp="http://schemas.openxmlformats.org/drawingml/2006/wordprocessingDrawing" xmlns:w10="urn:schemas-microsoft-com:office:word" xmlns:w="http://schemas.openxmlformats.org/wordprocessingml/2006/main" xmlns:w14="http://schemas.microsoft.com/office/word/2010/wordml" xmlns:w15="http://schemas.microsoft.com/office/word/2012/wordml" xmlns:w16cid="http://schemas.microsoft.com/office/word/2016/wordml/cid" xmlns:w16se="http://schemas.microsoft.com/office/word/2015/wordml/symex" xmlns:wpg="http://schemas.microsoft.com/office/word/2010/wordprocessingGroup" xmlns:wpi="http://schemas.microsoft.com/office/word/2010/wordprocessingInk" xmlns:wne="http://schemas.microsoft.com/office/word/2006/wordml" xmlns:wps="http://schemas.microsoft.com/office/word/2010/wordprocessingShape" mc:Ignorable="w14 w15 w16se w16cid wp14">
   <w:abstractNum w:abstractNumId="0" w15:restartNumberingAfterBreak="0">
     <w:nsid w:val="29090A64"/>
     <w:multiLevelType w:val="multilevel"/>
@@ -3106,7 +2764,7 @@
 </file>
 
 <file path=word/styles.xml><?xml version="1.0" encoding="utf-8"?>
-<w:styles xmlns:mc="http://schemas.openxmlformats.org/markup-compatibility/2006" xmlns:r="http://schemas.openxmlformats.org/officeDocument/2006/relationships" xmlns:w="http://schemas.openxmlformats.org/wordprocessingml/2006/main" xmlns:w14="http://schemas.microsoft.com/office/word/2010/wordml" xmlns:w15="http://schemas.microsoft.com/office/word/2012/wordml" xmlns:w16se="http://schemas.microsoft.com/office/word/2015/wordml/symex" mc:Ignorable="w14 w15 w16se">
+<w:styles xmlns:mc="http://schemas.openxmlformats.org/markup-compatibility/2006" xmlns:r="http://schemas.openxmlformats.org/officeDocument/2006/relationships" xmlns:w="http://schemas.openxmlformats.org/wordprocessingml/2006/main" xmlns:w14="http://schemas.microsoft.com/office/word/2010/wordml" xmlns:w15="http://schemas.microsoft.com/office/word/2012/wordml" xmlns:w16cid="http://schemas.microsoft.com/office/word/2016/wordml/cid" xmlns:w16se="http://schemas.microsoft.com/office/word/2015/wordml/symex" mc:Ignorable="w14 w15 w16se w16cid">
   <w:docDefaults>
     <w:rPrDefault>
       <w:rPr>
@@ -3122,7 +2780,7 @@
       </w:pPr>
     </w:pPrDefault>
   </w:docDefaults>
-  <w:latentStyles w:defLockedState="0" w:defUIPriority="99" w:defSemiHidden="0" w:defUnhideWhenUsed="0" w:defQFormat="0" w:count="371">
+  <w:latentStyles w:defLockedState="0" w:defUIPriority="99" w:defSemiHidden="0" w:defUnhideWhenUsed="0" w:defQFormat="0" w:count="375">
     <w:lsdException w:name="Normal" w:uiPriority="0" w:qFormat="1"/>
     <w:lsdException w:name="heading 1" w:uiPriority="9" w:qFormat="1"/>
     <w:lsdException w:name="heading 2" w:semiHidden="1" w:uiPriority="9" w:unhideWhenUsed="1" w:qFormat="1"/>
@@ -3228,7 +2886,6 @@
     <w:lsdException w:name="HTML Sample" w:semiHidden="1" w:unhideWhenUsed="1"/>
     <w:lsdException w:name="HTML Typewriter" w:semiHidden="1" w:unhideWhenUsed="1"/>
     <w:lsdException w:name="HTML Variable" w:semiHidden="1" w:unhideWhenUsed="1"/>
-    <w:lsdException w:name="Normal Table" w:semiHidden="1" w:unhideWhenUsed="1"/>
     <w:lsdException w:name="annotation subject" w:semiHidden="1" w:unhideWhenUsed="1"/>
     <w:lsdException w:name="No List" w:semiHidden="1" w:unhideWhenUsed="1"/>
     <w:lsdException w:name="Outline List 1" w:semiHidden="1" w:unhideWhenUsed="1"/>
@@ -3272,10 +2929,8 @@
     <w:lsdException w:name="Table Elegant" w:semiHidden="1" w:unhideWhenUsed="1"/>
     <w:lsdException w:name="Table Professional" w:semiHidden="1" w:unhideWhenUsed="1"/>
     <w:lsdException w:name="Table Subtle 1" w:semiHidden="1" w:unhideWhenUsed="1"/>
-    <w:lsdException w:name="Table Subtle 2" w:semiHidden="1" w:unhideWhenUsed="1"/>
     <w:lsdException w:name="Table Web 1" w:semiHidden="1" w:unhideWhenUsed="1"/>
     <w:lsdException w:name="Table Web 2" w:semiHidden="1" w:unhideWhenUsed="1"/>
-    <w:lsdException w:name="Table Web 3" w:semiHidden="1" w:unhideWhenUsed="1"/>
     <w:lsdException w:name="Balloon Text" w:semiHidden="1" w:unhideWhenUsed="1"/>
     <w:lsdException w:name="Table Grid" w:uiPriority="39"/>
     <w:lsdException w:name="Table Theme" w:semiHidden="1" w:unhideWhenUsed="1"/>
@@ -3494,6 +3149,10 @@
     <w:lsdException w:name="List Table 5 Dark Accent 6" w:uiPriority="50"/>
     <w:lsdException w:name="List Table 6 Colorful Accent 6" w:uiPriority="51"/>
     <w:lsdException w:name="List Table 7 Colorful Accent 6" w:uiPriority="52"/>
+    <w:lsdException w:name="Mention" w:semiHidden="1" w:unhideWhenUsed="1"/>
+    <w:lsdException w:name="Smart Hyperlink" w:semiHidden="1" w:unhideWhenUsed="1"/>
+    <w:lsdException w:name="Hashtag" w:semiHidden="1" w:unhideWhenUsed="1"/>
+    <w:lsdException w:name="Unresolved Mention" w:semiHidden="1" w:unhideWhenUsed="1"/>
   </w:latentStyles>
   <w:style w:type="paragraph" w:default="1" w:styleId="Normal">
     <w:name w:val="Normal"/>
